--- a/deliverables/phase-a/phase-a.docx
+++ b/deliverables/phase-a/phase-a.docx
@@ -234,7 +234,7 @@
           <w:sz w:val="18"/>
           <w:szCs w:val="18"/>
         </w:rPr>
-        <w:t xml:space="preserve">ΠΡΟΣΩΡΙΝΗ ΕΙΚΟΝΑ: προεπισκόπηση της διάταξης. Αντικαθίσταται από την εικόνα που εξάγει το ERD+ (Download image) ως deliverables/phase-a/er-diagram.png.</w:t>
+        <w:t xml:space="preserve">ΠΡΟΣΩΡΙΝΗ ΕΙΚΟΝΑ: το αρχείο ERD+ (mdms-er.erdplus) σχεδιασμένο από δικό μας script, με τα (min,max) όπως τα τοποθετεί το ERD+ (στην απέναντι άκρη). Αντικαθίσταται από την εικόνα που εξάγει το ίδιο το ERD+ (Download image) ως deliverables/phase-a/er-diagram.png.</w:t>
       </w:r>
     </w:p>
     <w:p>

--- a/deliverables/phase-a/phase-a.docx
+++ b/deliverables/phase-a/phase-a.docx
@@ -383,7 +383,7 @@
           <w:sz w:val="19"/>
           <w:szCs w:val="19"/>
         </w:rPr>
-        <w:t xml:space="preserve">Ένα εγκεκριμένο αίτημα GDPR μειώνει τη διατήρηση των ακατέργαστων δεδομένων σε 1 μήνα· ο λογαριασμός, τα τιμολόγια, οι πληρωμές και τα συγκεντρωτικά διατηρούνται.</w:t>
+        <w:t xml:space="preserve">Ένα εγκεκριμένο αίτημα GDPR διαγράφει μόνιμα τα προσωπικά δεδομένα που επιτρέπεται: τις ακατέργαστες μετρήσεις και τα πακέτα του καταναλωτή που είναι παλαιότερα του 1 μήνα. Ο λογαριασμός μένει, γιατί ο καταναλωτής παραμένει χρήστης· τα τιμολόγια, οι πληρωμές και τα συγκεντρωτικά διατηρούνται για λογιστικούς λόγους.</w:t>
       </w:r>
     </w:p>
     <w:p>
@@ -495,7 +495,7 @@
           <w:sz w:val="19"/>
           <w:szCs w:val="19"/>
         </w:rPr>
-        <w:t xml:space="preserve">Το σχήμα προκύπτει από το διάγραμμα ER με την αντιστοίχιση του βιβλίου (Elmasri &amp; Navathe, κεφ. 9): 62 πίνακες με τύπους δεδομένων T-SQL, πρωτεύοντα και ξένα κλειδιά (101), περιορισμούς CHECK (108), UNIQUE (18 και 3 φιλτραρισμένοι) και DEFAULT. Κάθε περιορισμός έχει όνομα της μορφής PK_, FK_ΠΙΝΑΚΑΣ_ΣΥΣΧΕΤΙΣΗ, UQ_, CK_, DF_. Το σχήμα δοκιμάστηκε σε Microsoft SQL Server 2025 με 74 ελέγχους περιορισμών.</w:t>
+        <w:t xml:space="preserve">Το σχήμα προκύπτει από το διάγραμμα ER με την αντιστοίχιση του βιβλίου (Elmasri &amp; Navathe, κεφ. 9): 62 πίνακες με τύπους δεδομένων T-SQL, πρωτεύοντα και ξένα κλειδιά (101), περιορισμούς CHECK (106), UNIQUE (18 και 3 φιλτραρισμένοι) και DEFAULT. Κάθε περιορισμός έχει όνομα της μορφής PK_, FK_ΠΙΝΑΚΑΣ_ΣΥΣΧΕΤΙΣΗ, UQ_, CK_, DF_. Το σχήμα δοκιμάστηκε σε Microsoft SQL Server 2025 με 76 ελέγχους περιορισμών.</w:t>
       </w:r>
     </w:p>
     <w:p>
@@ -3095,7 +3095,20 @@
           <w:sz w:val="14"/>
           <w:szCs w:val="14"/>
         </w:rPr>
-        <w:t xml:space="preserve">    MeterType VARCHAR(12) NOT NULL CONSTRAINT CK_METER_MODEL_MeterType CHECK (MeterType IN ('Single-Phase', 'Three-Phase')),</w:t>
+        <w:t xml:space="preserve">    MeterType VARCHAR(30) NOT NULL,</w:t>
+      </w:r>
+    </w:p>
+    <w:p>
+      <w:pPr>
+        <w:spacing w:after="0" w:line="220"/>
+      </w:pPr>
+      <w:r>
+        <w:rPr>
+          <w:rFonts w:ascii="Consolas" w:cs="Consolas" w:eastAsia="Consolas" w:hAnsi="Consolas"/>
+          <w:sz w:val="14"/>
+          <w:szCs w:val="14"/>
+        </w:rPr>
+        <w:t xml:space="preserve">    PhaseCount TINYINT NOT NULL CONSTRAINT CK_METER_MODEL_PhaseCount CHECK (PhaseCount BETWEEN 1 AND 3),</w:t>
       </w:r>
     </w:p>
     <w:p>
@@ -7827,7 +7840,7 @@
           <w:sz w:val="14"/>
           <w:szCs w:val="14"/>
         </w:rPr>
-        <w:t xml:space="preserve">    EventType VARCHAR(21) NOT NULL CONSTRAINT CK_EVENT_EventType CHECK (EventType IN ('Undervoltage', 'Overvoltage', 'Communication failure', 'Unmatched packet', 'Tamper', 'Suspected theft')),</w:t>
+        <w:t xml:space="preserve">    EventType VARCHAR(30) NOT NULL,</w:t>
       </w:r>
     </w:p>
     <w:p>
@@ -8698,7 +8711,7 @@
           <w:sz w:val="14"/>
           <w:szCs w:val="14"/>
         </w:rPr>
-        <w:t xml:space="preserve">    CommandType VARCHAR(16) NOT NULL CONSTRAINT CK_REMOTE_COMMAND_CommandType CHECK (CommandType IN ('Disconnect', 'Reconnect', 'Firmware upgrade', 'Load shed')),</w:t>
+        <w:t xml:space="preserve">    CommandType VARCHAR(30) NOT NULL,</w:t>
       </w:r>
     </w:p>
     <w:p>

--- a/deliverables/phase-a/phase-a.docx
+++ b/deliverables/phase-a/phase-a.docx
@@ -143,7 +143,21 @@
           <w:sz w:val="21"/>
           <w:szCs w:val="21"/>
         </w:rPr>
-        <w:t xml:space="preserve">3. Σχεσιακό σχήμα (T-SQL)</w:t>
+        <w:t xml:space="preserve">3. Σχεσιακό σχήμα: πίνακες στον SQL Server 2025</w:t>
+      </w:r>
+    </w:p>
+    <w:p>
+      <w:pPr>
+        <w:spacing w:after="80"/>
+        <w:jc w:val="center"/>
+      </w:pPr>
+      <w:r>
+        <w:rPr>
+          <w:rFonts w:ascii="Calibri" w:cs="Calibri" w:eastAsia="Calibri" w:hAnsi="Calibri"/>
+          <w:sz w:val="21"/>
+          <w:szCs w:val="21"/>
+        </w:rPr>
+        <w:t xml:space="preserve">4. Σχεσιακό σχήμα σε T-SQL</w:t>
       </w:r>
     </w:p>
     <w:p>
@@ -191,7 +205,7 @@
                     </pic:cNvPicPr>
                   </pic:nvPicPr>
                   <pic:blipFill>
-                    <a:blip r:embed="rId10" cstate="none"/>
+                    <a:blip r:embed="rId11" cstate="none"/>
                     <a:srcRect/>
                     <a:stretch>
                       <a:fillRect/>
@@ -478,7 +492,7 @@
         <w:rPr>
           <w:rFonts w:ascii="Calibri" w:cs="Calibri" w:eastAsia="Calibri" w:hAnsi="Calibri"/>
         </w:rPr>
-        <w:t xml:space="preserve">3. Σχεσιακό σχήμα (T-SQL)</w:t>
+        <w:t xml:space="preserve">3. Σχεσιακό σχήμα: πίνακες στον SQL Server 2025</w:t>
       </w:r>
     </w:p>
     <w:p>
@@ -495,6 +509,689 @@
           <w:sz w:val="19"/>
           <w:szCs w:val="19"/>
         </w:rPr>
+        <w:t xml:space="preserve">Τα διαγράμματα σχεδιάστηκαν από την ίδια τη βάση: το create.sql εκτελέστηκε σε Microsoft SQL Server 2025 (βάση mdms) και οι πίνακες, οι στήλες, οι τύποι, τα NULL, τα πρωτεύοντα και τα ξένα κλειδιά διαβάστηκαν από τον κατάλογο (sys.tables, sys.columns, sys.foreign_keys). Ένα διάγραμμα ανά περιοχή του ER, όπως το database diagram του SSMS: Key / Column Name / Data Type / Allow Nulls. Κάθε γραμμή είναι ένα ξένο κλειδί, με «πόδι κόρακα» στη μεριά «πολλά» και διπλή γραμμή στη μεριά «ένα»· οι γκρι πίνακες ανήκουν σε άλλη περιοχή. Ο πλήρης ορισμός με όλους τους περιορισμούς ακολουθεί σε T-SQL.</w:t>
+      </w:r>
+    </w:p>
+    <w:p>
+      <w:pPr>
+        <w:jc w:val="center"/>
+      </w:pPr>
+      <w:r>
+        <w:drawing>
+          <wp:inline distT="0" distB="0" distL="0" distR="0">
+            <wp:extent cx="5705475" cy="4000500"/>
+            <wp:effectExtent t="0" r="0" b="0" l="0"/>
+            <wp:docPr id="1" name="" descr="" title=""/>
+            <wp:cNvGraphicFramePr>
+              <a:graphicFrameLocks xmlns:a="http://schemas.openxmlformats.org/drawingml/2006/main" noChangeAspect="1"/>
+            </wp:cNvGraphicFramePr>
+            <a:graphic xmlns:a="http://schemas.openxmlformats.org/drawingml/2006/main">
+              <a:graphicData uri="http://schemas.openxmlformats.org/drawingml/2006/picture">
+                <pic:pic xmlns:pic="http://schemas.openxmlformats.org/drawingml/2006/picture">
+                  <pic:nvPicPr>
+                    <pic:cNvPr id="0" name="" descr=""/>
+                    <pic:cNvPicPr>
+                      <a:picLocks noChangeAspect="1" noChangeArrowheads="1"/>
+                    </pic:cNvPicPr>
+                  </pic:nvPicPr>
+                  <pic:blipFill>
+                    <a:blip r:embed="rId12" cstate="none"/>
+                    <a:srcRect/>
+                    <a:stretch>
+                      <a:fillRect/>
+                    </a:stretch>
+                  </pic:blipFill>
+                  <pic:spPr bwMode="auto">
+                    <a:xfrm>
+                      <a:off x="0" y="0"/>
+                      <a:ext cx="5705475" cy="4000500"/>
+                    </a:xfrm>
+                    <a:prstGeom prst="rect">
+                      <a:avLst/>
+                    </a:prstGeom>
+                  </pic:spPr>
+                </pic:pic>
+              </a:graphicData>
+            </a:graphic>
+          </wp:inline>
+        </w:drawing>
+      </w:r>
+    </w:p>
+    <w:p>
+      <w:pPr>
+        <w:spacing w:after="80"/>
+        <w:jc w:val="center"/>
+        <w:rPr>
+          <w:i/>
+          <w:iCs/>
+          <w:sz w:val="18"/>
+          <w:szCs w:val="18"/>
+        </w:rPr>
+      </w:pPr>
+      <w:r>
+        <w:rPr>
+          <w:rFonts w:ascii="Calibri" w:cs="Calibri" w:eastAsia="Calibri" w:hAnsi="Calibri"/>
+          <w:i/>
+          <w:iCs/>
+          <w:sz w:val="18"/>
+          <w:szCs w:val="18"/>
+        </w:rPr>
+        <w:t xml:space="preserve">Διάγραμμα 1/9: Χρήστες και ρόλοι</w:t>
+      </w:r>
+    </w:p>
+    <w:p>
+      <w:pPr>
+        <w:pageBreakBefore/>
+      </w:pPr>
+    </w:p>
+    <w:p>
+      <w:pPr>
+        <w:jc w:val="center"/>
+      </w:pPr>
+      <w:r>
+        <w:drawing>
+          <wp:inline distT="0" distB="0" distL="0" distR="0">
+            <wp:extent cx="9553575" cy="5467350"/>
+            <wp:effectExtent t="0" r="0" b="0" l="0"/>
+            <wp:docPr id="1" name="" descr="" title=""/>
+            <wp:cNvGraphicFramePr>
+              <a:graphicFrameLocks xmlns:a="http://schemas.openxmlformats.org/drawingml/2006/main" noChangeAspect="1"/>
+            </wp:cNvGraphicFramePr>
+            <a:graphic xmlns:a="http://schemas.openxmlformats.org/drawingml/2006/main">
+              <a:graphicData uri="http://schemas.openxmlformats.org/drawingml/2006/picture">
+                <pic:pic xmlns:pic="http://schemas.openxmlformats.org/drawingml/2006/picture">
+                  <pic:nvPicPr>
+                    <pic:cNvPr id="0" name="" descr=""/>
+                    <pic:cNvPicPr>
+                      <a:picLocks noChangeAspect="1" noChangeArrowheads="1"/>
+                    </pic:cNvPicPr>
+                  </pic:nvPicPr>
+                  <pic:blipFill>
+                    <a:blip r:embed="rId13" cstate="none"/>
+                    <a:srcRect/>
+                    <a:stretch>
+                      <a:fillRect/>
+                    </a:stretch>
+                  </pic:blipFill>
+                  <pic:spPr bwMode="auto">
+                    <a:xfrm>
+                      <a:off x="0" y="0"/>
+                      <a:ext cx="9553575" cy="5467350"/>
+                    </a:xfrm>
+                    <a:prstGeom prst="rect">
+                      <a:avLst/>
+                    </a:prstGeom>
+                  </pic:spPr>
+                </pic:pic>
+              </a:graphicData>
+            </a:graphic>
+          </wp:inline>
+        </w:drawing>
+      </w:r>
+    </w:p>
+    <w:p>
+      <w:pPr>
+        <w:spacing w:after="80"/>
+        <w:jc w:val="center"/>
+        <w:rPr>
+          <w:i/>
+          <w:iCs/>
+          <w:sz w:val="18"/>
+          <w:szCs w:val="18"/>
+        </w:rPr>
+      </w:pPr>
+      <w:r>
+        <w:rPr>
+          <w:rFonts w:ascii="Calibri" w:cs="Calibri" w:eastAsia="Calibri" w:hAnsi="Calibri"/>
+          <w:i/>
+          <w:iCs/>
+          <w:sz w:val="18"/>
+          <w:szCs w:val="18"/>
+        </w:rPr>
+        <w:t xml:space="preserve">Διάγραμμα 2/9: Καταναλωτές και υποστατικά</w:t>
+      </w:r>
+    </w:p>
+    <w:p>
+      <w:pPr>
+        <w:pageBreakBefore/>
+      </w:pPr>
+    </w:p>
+    <w:p>
+      <w:pPr>
+        <w:jc w:val="center"/>
+      </w:pPr>
+      <w:r>
+        <w:drawing>
+          <wp:inline distT="0" distB="0" distL="0" distR="0">
+            <wp:extent cx="6838950" cy="5467350"/>
+            <wp:effectExtent t="0" r="0" b="0" l="0"/>
+            <wp:docPr id="1" name="" descr="" title=""/>
+            <wp:cNvGraphicFramePr>
+              <a:graphicFrameLocks xmlns:a="http://schemas.openxmlformats.org/drawingml/2006/main" noChangeAspect="1"/>
+            </wp:cNvGraphicFramePr>
+            <a:graphic xmlns:a="http://schemas.openxmlformats.org/drawingml/2006/main">
+              <a:graphicData uri="http://schemas.openxmlformats.org/drawingml/2006/picture">
+                <pic:pic xmlns:pic="http://schemas.openxmlformats.org/drawingml/2006/picture">
+                  <pic:nvPicPr>
+                    <pic:cNvPr id="0" name="" descr=""/>
+                    <pic:cNvPicPr>
+                      <a:picLocks noChangeAspect="1" noChangeArrowheads="1"/>
+                    </pic:cNvPicPr>
+                  </pic:nvPicPr>
+                  <pic:blipFill>
+                    <a:blip r:embed="rId14" cstate="none"/>
+                    <a:srcRect/>
+                    <a:stretch>
+                      <a:fillRect/>
+                    </a:stretch>
+                  </pic:blipFill>
+                  <pic:spPr bwMode="auto">
+                    <a:xfrm>
+                      <a:off x="0" y="0"/>
+                      <a:ext cx="6838950" cy="5467350"/>
+                    </a:xfrm>
+                    <a:prstGeom prst="rect">
+                      <a:avLst/>
+                    </a:prstGeom>
+                  </pic:spPr>
+                </pic:pic>
+              </a:graphicData>
+            </a:graphic>
+          </wp:inline>
+        </w:drawing>
+      </w:r>
+    </w:p>
+    <w:p>
+      <w:pPr>
+        <w:spacing w:after="80"/>
+        <w:jc w:val="center"/>
+        <w:rPr>
+          <w:i/>
+          <w:iCs/>
+          <w:sz w:val="18"/>
+          <w:szCs w:val="18"/>
+        </w:rPr>
+      </w:pPr>
+      <w:r>
+        <w:rPr>
+          <w:rFonts w:ascii="Calibri" w:cs="Calibri" w:eastAsia="Calibri" w:hAnsi="Calibri"/>
+          <w:i/>
+          <w:iCs/>
+          <w:sz w:val="18"/>
+          <w:szCs w:val="18"/>
+        </w:rPr>
+        <w:t xml:space="preserve">Διάγραμμα 3/9: Τιμολόγηση και πληρωμές</w:t>
+      </w:r>
+    </w:p>
+    <w:p>
+      <w:pPr>
+        <w:pageBreakBefore/>
+      </w:pPr>
+    </w:p>
+    <w:p>
+      <w:pPr>
+        <w:jc w:val="center"/>
+      </w:pPr>
+      <w:r>
+        <w:drawing>
+          <wp:inline distT="0" distB="0" distL="0" distR="0">
+            <wp:extent cx="5781675" cy="5467350"/>
+            <wp:effectExtent t="0" r="0" b="0" l="0"/>
+            <wp:docPr id="1" name="" descr="" title=""/>
+            <wp:cNvGraphicFramePr>
+              <a:graphicFrameLocks xmlns:a="http://schemas.openxmlformats.org/drawingml/2006/main" noChangeAspect="1"/>
+            </wp:cNvGraphicFramePr>
+            <a:graphic xmlns:a="http://schemas.openxmlformats.org/drawingml/2006/main">
+              <a:graphicData uri="http://schemas.openxmlformats.org/drawingml/2006/picture">
+                <pic:pic xmlns:pic="http://schemas.openxmlformats.org/drawingml/2006/picture">
+                  <pic:nvPicPr>
+                    <pic:cNvPr id="0" name="" descr=""/>
+                    <pic:cNvPicPr>
+                      <a:picLocks noChangeAspect="1" noChangeArrowheads="1"/>
+                    </pic:cNvPicPr>
+                  </pic:nvPicPr>
+                  <pic:blipFill>
+                    <a:blip r:embed="rId15" cstate="none"/>
+                    <a:srcRect/>
+                    <a:stretch>
+                      <a:fillRect/>
+                    </a:stretch>
+                  </pic:blipFill>
+                  <pic:spPr bwMode="auto">
+                    <a:xfrm>
+                      <a:off x="0" y="0"/>
+                      <a:ext cx="5781675" cy="5467350"/>
+                    </a:xfrm>
+                    <a:prstGeom prst="rect">
+                      <a:avLst/>
+                    </a:prstGeom>
+                  </pic:spPr>
+                </pic:pic>
+              </a:graphicData>
+            </a:graphic>
+          </wp:inline>
+        </w:drawing>
+      </w:r>
+    </w:p>
+    <w:p>
+      <w:pPr>
+        <w:spacing w:after="80"/>
+        <w:jc w:val="center"/>
+        <w:rPr>
+          <w:i/>
+          <w:iCs/>
+          <w:sz w:val="18"/>
+          <w:szCs w:val="18"/>
+        </w:rPr>
+      </w:pPr>
+      <w:r>
+        <w:rPr>
+          <w:rFonts w:ascii="Calibri" w:cs="Calibri" w:eastAsia="Calibri" w:hAnsi="Calibri"/>
+          <w:i/>
+          <w:iCs/>
+          <w:sz w:val="18"/>
+          <w:szCs w:val="18"/>
+        </w:rPr>
+        <w:t xml:space="preserve">Διάγραμμα 4/9: Τεχνικοί πεδίου και εργασίες</w:t>
+      </w:r>
+    </w:p>
+    <w:p>
+      <w:pPr>
+        <w:pageBreakBefore/>
+      </w:pPr>
+    </w:p>
+    <w:p>
+      <w:pPr>
+        <w:jc w:val="center"/>
+      </w:pPr>
+      <w:r>
+        <w:drawing>
+          <wp:inline distT="0" distB="0" distL="0" distR="0">
+            <wp:extent cx="6819900" cy="5467350"/>
+            <wp:effectExtent t="0" r="0" b="0" l="0"/>
+            <wp:docPr id="1" name="" descr="" title=""/>
+            <wp:cNvGraphicFramePr>
+              <a:graphicFrameLocks xmlns:a="http://schemas.openxmlformats.org/drawingml/2006/main" noChangeAspect="1"/>
+            </wp:cNvGraphicFramePr>
+            <a:graphic xmlns:a="http://schemas.openxmlformats.org/drawingml/2006/main">
+              <a:graphicData uri="http://schemas.openxmlformats.org/drawingml/2006/picture">
+                <pic:pic xmlns:pic="http://schemas.openxmlformats.org/drawingml/2006/picture">
+                  <pic:nvPicPr>
+                    <pic:cNvPr id="0" name="" descr=""/>
+                    <pic:cNvPicPr>
+                      <a:picLocks noChangeAspect="1" noChangeArrowheads="1"/>
+                    </pic:cNvPicPr>
+                  </pic:nvPicPr>
+                  <pic:blipFill>
+                    <a:blip r:embed="rId16" cstate="none"/>
+                    <a:srcRect/>
+                    <a:stretch>
+                      <a:fillRect/>
+                    </a:stretch>
+                  </pic:blipFill>
+                  <pic:spPr bwMode="auto">
+                    <a:xfrm>
+                      <a:off x="0" y="0"/>
+                      <a:ext cx="6819900" cy="5467350"/>
+                    </a:xfrm>
+                    <a:prstGeom prst="rect">
+                      <a:avLst/>
+                    </a:prstGeom>
+                  </pic:spPr>
+                </pic:pic>
+              </a:graphicData>
+            </a:graphic>
+          </wp:inline>
+        </w:drawing>
+      </w:r>
+    </w:p>
+    <w:p>
+      <w:pPr>
+        <w:spacing w:after="80"/>
+        <w:jc w:val="center"/>
+        <w:rPr>
+          <w:i/>
+          <w:iCs/>
+          <w:sz w:val="18"/>
+          <w:szCs w:val="18"/>
+        </w:rPr>
+      </w:pPr>
+      <w:r>
+        <w:rPr>
+          <w:rFonts w:ascii="Calibri" w:cs="Calibri" w:eastAsia="Calibri" w:hAnsi="Calibri"/>
+          <w:i/>
+          <w:iCs/>
+          <w:sz w:val="18"/>
+          <w:szCs w:val="18"/>
+        </w:rPr>
+        <w:t xml:space="preserve">Διάγραμμα 5/9: Μετρητές, εγκαταστάσεις και εντολές</w:t>
+      </w:r>
+    </w:p>
+    <w:p>
+      <w:pPr>
+        <w:pageBreakBefore/>
+      </w:pPr>
+    </w:p>
+    <w:p>
+      <w:pPr>
+        <w:jc w:val="center"/>
+      </w:pPr>
+      <w:r>
+        <w:drawing>
+          <wp:inline distT="0" distB="0" distL="0" distR="0">
+            <wp:extent cx="6581775" cy="5467350"/>
+            <wp:effectExtent t="0" r="0" b="0" l="0"/>
+            <wp:docPr id="1" name="" descr="" title=""/>
+            <wp:cNvGraphicFramePr>
+              <a:graphicFrameLocks xmlns:a="http://schemas.openxmlformats.org/drawingml/2006/main" noChangeAspect="1"/>
+            </wp:cNvGraphicFramePr>
+            <a:graphic xmlns:a="http://schemas.openxmlformats.org/drawingml/2006/main">
+              <a:graphicData uri="http://schemas.openxmlformats.org/drawingml/2006/picture">
+                <pic:pic xmlns:pic="http://schemas.openxmlformats.org/drawingml/2006/picture">
+                  <pic:nvPicPr>
+                    <pic:cNvPr id="0" name="" descr=""/>
+                    <pic:cNvPicPr>
+                      <a:picLocks noChangeAspect="1" noChangeArrowheads="1"/>
+                    </pic:cNvPicPr>
+                  </pic:nvPicPr>
+                  <pic:blipFill>
+                    <a:blip r:embed="rId17" cstate="none"/>
+                    <a:srcRect/>
+                    <a:stretch>
+                      <a:fillRect/>
+                    </a:stretch>
+                  </pic:blipFill>
+                  <pic:spPr bwMode="auto">
+                    <a:xfrm>
+                      <a:off x="0" y="0"/>
+                      <a:ext cx="6581775" cy="5467350"/>
+                    </a:xfrm>
+                    <a:prstGeom prst="rect">
+                      <a:avLst/>
+                    </a:prstGeom>
+                  </pic:spPr>
+                </pic:pic>
+              </a:graphicData>
+            </a:graphic>
+          </wp:inline>
+        </w:drawing>
+      </w:r>
+    </w:p>
+    <w:p>
+      <w:pPr>
+        <w:spacing w:after="80"/>
+        <w:jc w:val="center"/>
+        <w:rPr>
+          <w:i/>
+          <w:iCs/>
+          <w:sz w:val="18"/>
+          <w:szCs w:val="18"/>
+        </w:rPr>
+      </w:pPr>
+      <w:r>
+        <w:rPr>
+          <w:rFonts w:ascii="Calibri" w:cs="Calibri" w:eastAsia="Calibri" w:hAnsi="Calibri"/>
+          <w:i/>
+          <w:iCs/>
+          <w:sz w:val="18"/>
+          <w:szCs w:val="18"/>
+        </w:rPr>
+        <w:t xml:space="preserve">Διάγραμμα 6/9: Τηλεμετρία και VEE</w:t>
+      </w:r>
+    </w:p>
+    <w:p>
+      <w:pPr>
+        <w:pageBreakBefore/>
+      </w:pPr>
+    </w:p>
+    <w:p>
+      <w:pPr>
+        <w:jc w:val="center"/>
+      </w:pPr>
+      <w:r>
+        <w:drawing>
+          <wp:inline distT="0" distB="0" distL="0" distR="0">
+            <wp:extent cx="9934575" cy="5181600"/>
+            <wp:effectExtent t="0" r="0" b="0" l="0"/>
+            <wp:docPr id="1" name="" descr="" title=""/>
+            <wp:cNvGraphicFramePr>
+              <a:graphicFrameLocks xmlns:a="http://schemas.openxmlformats.org/drawingml/2006/main" noChangeAspect="1"/>
+            </wp:cNvGraphicFramePr>
+            <a:graphic xmlns:a="http://schemas.openxmlformats.org/drawingml/2006/main">
+              <a:graphicData uri="http://schemas.openxmlformats.org/drawingml/2006/picture">
+                <pic:pic xmlns:pic="http://schemas.openxmlformats.org/drawingml/2006/picture">
+                  <pic:nvPicPr>
+                    <pic:cNvPr id="0" name="" descr=""/>
+                    <pic:cNvPicPr>
+                      <a:picLocks noChangeAspect="1" noChangeArrowheads="1"/>
+                    </pic:cNvPicPr>
+                  </pic:nvPicPr>
+                  <pic:blipFill>
+                    <a:blip r:embed="rId18" cstate="none"/>
+                    <a:srcRect/>
+                    <a:stretch>
+                      <a:fillRect/>
+                    </a:stretch>
+                  </pic:blipFill>
+                  <pic:spPr bwMode="auto">
+                    <a:xfrm>
+                      <a:off x="0" y="0"/>
+                      <a:ext cx="9934575" cy="5181600"/>
+                    </a:xfrm>
+                    <a:prstGeom prst="rect">
+                      <a:avLst/>
+                    </a:prstGeom>
+                  </pic:spPr>
+                </pic:pic>
+              </a:graphicData>
+            </a:graphic>
+          </wp:inline>
+        </w:drawing>
+      </w:r>
+    </w:p>
+    <w:p>
+      <w:pPr>
+        <w:spacing w:after="80"/>
+        <w:jc w:val="center"/>
+        <w:rPr>
+          <w:i/>
+          <w:iCs/>
+          <w:sz w:val="18"/>
+          <w:szCs w:val="18"/>
+        </w:rPr>
+      </w:pPr>
+      <w:r>
+        <w:rPr>
+          <w:rFonts w:ascii="Calibri" w:cs="Calibri" w:eastAsia="Calibri" w:hAnsi="Calibri"/>
+          <w:i/>
+          <w:iCs/>
+          <w:sz w:val="18"/>
+          <w:szCs w:val="18"/>
+        </w:rPr>
+        <w:t xml:space="preserve">Διάγραμμα 7/9: Τοπολογία δικτύου και συγκεντρωτικά</w:t>
+      </w:r>
+    </w:p>
+    <w:p>
+      <w:pPr>
+        <w:pageBreakBefore/>
+      </w:pPr>
+    </w:p>
+    <w:p>
+      <w:pPr>
+        <w:jc w:val="center"/>
+      </w:pPr>
+      <w:r>
+        <w:drawing>
+          <wp:inline distT="0" distB="0" distL="0" distR="0">
+            <wp:extent cx="9172575" cy="5467350"/>
+            <wp:effectExtent t="0" r="0" b="0" l="0"/>
+            <wp:docPr id="1" name="" descr="" title=""/>
+            <wp:cNvGraphicFramePr>
+              <a:graphicFrameLocks xmlns:a="http://schemas.openxmlformats.org/drawingml/2006/main" noChangeAspect="1"/>
+            </wp:cNvGraphicFramePr>
+            <a:graphic xmlns:a="http://schemas.openxmlformats.org/drawingml/2006/main">
+              <a:graphicData uri="http://schemas.openxmlformats.org/drawingml/2006/picture">
+                <pic:pic xmlns:pic="http://schemas.openxmlformats.org/drawingml/2006/picture">
+                  <pic:nvPicPr>
+                    <pic:cNvPr id="0" name="" descr=""/>
+                    <pic:cNvPicPr>
+                      <a:picLocks noChangeAspect="1" noChangeArrowheads="1"/>
+                    </pic:cNvPicPr>
+                  </pic:nvPicPr>
+                  <pic:blipFill>
+                    <a:blip r:embed="rId19" cstate="none"/>
+                    <a:srcRect/>
+                    <a:stretch>
+                      <a:fillRect/>
+                    </a:stretch>
+                  </pic:blipFill>
+                  <pic:spPr bwMode="auto">
+                    <a:xfrm>
+                      <a:off x="0" y="0"/>
+                      <a:ext cx="9172575" cy="5467350"/>
+                    </a:xfrm>
+                    <a:prstGeom prst="rect">
+                      <a:avLst/>
+                    </a:prstGeom>
+                  </pic:spPr>
+                </pic:pic>
+              </a:graphicData>
+            </a:graphic>
+          </wp:inline>
+        </w:drawing>
+      </w:r>
+    </w:p>
+    <w:p>
+      <w:pPr>
+        <w:spacing w:after="80"/>
+        <w:jc w:val="center"/>
+        <w:rPr>
+          <w:i/>
+          <w:iCs/>
+          <w:sz w:val="18"/>
+          <w:szCs w:val="18"/>
+        </w:rPr>
+      </w:pPr>
+      <w:r>
+        <w:rPr>
+          <w:rFonts w:ascii="Calibri" w:cs="Calibri" w:eastAsia="Calibri" w:hAnsi="Calibri"/>
+          <w:i/>
+          <w:iCs/>
+          <w:sz w:val="18"/>
+          <w:szCs w:val="18"/>
+        </w:rPr>
+        <w:t xml:space="preserve">Διάγραμμα 8/9: Προμηθευτές και aggregators</w:t>
+      </w:r>
+    </w:p>
+    <w:p>
+      <w:pPr>
+        <w:pageBreakBefore/>
+      </w:pPr>
+    </w:p>
+    <w:p>
+      <w:pPr>
+        <w:jc w:val="center"/>
+      </w:pPr>
+      <w:r>
+        <w:drawing>
+          <wp:inline distT="0" distB="0" distL="0" distR="0">
+            <wp:extent cx="7038975" cy="5467350"/>
+            <wp:effectExtent t="0" r="0" b="0" l="0"/>
+            <wp:docPr id="1" name="" descr="" title=""/>
+            <wp:cNvGraphicFramePr>
+              <a:graphicFrameLocks xmlns:a="http://schemas.openxmlformats.org/drawingml/2006/main" noChangeAspect="1"/>
+            </wp:cNvGraphicFramePr>
+            <a:graphic xmlns:a="http://schemas.openxmlformats.org/drawingml/2006/main">
+              <a:graphicData uri="http://schemas.openxmlformats.org/drawingml/2006/picture">
+                <pic:pic xmlns:pic="http://schemas.openxmlformats.org/drawingml/2006/picture">
+                  <pic:nvPicPr>
+                    <pic:cNvPr id="0" name="" descr=""/>
+                    <pic:cNvPicPr>
+                      <a:picLocks noChangeAspect="1" noChangeArrowheads="1"/>
+                    </pic:cNvPicPr>
+                  </pic:nvPicPr>
+                  <pic:blipFill>
+                    <a:blip r:embed="rId20" cstate="none"/>
+                    <a:srcRect/>
+                    <a:stretch>
+                      <a:fillRect/>
+                    </a:stretch>
+                  </pic:blipFill>
+                  <pic:spPr bwMode="auto">
+                    <a:xfrm>
+                      <a:off x="0" y="0"/>
+                      <a:ext cx="7038975" cy="5467350"/>
+                    </a:xfrm>
+                    <a:prstGeom prst="rect">
+                      <a:avLst/>
+                    </a:prstGeom>
+                  </pic:spPr>
+                </pic:pic>
+              </a:graphicData>
+            </a:graphic>
+          </wp:inline>
+        </w:drawing>
+      </w:r>
+    </w:p>
+    <w:p>
+      <w:pPr>
+        <w:spacing w:after="80"/>
+        <w:jc w:val="center"/>
+        <w:rPr>
+          <w:i/>
+          <w:iCs/>
+          <w:sz w:val="18"/>
+          <w:szCs w:val="18"/>
+        </w:rPr>
+      </w:pPr>
+      <w:r>
+        <w:rPr>
+          <w:rFonts w:ascii="Calibri" w:cs="Calibri" w:eastAsia="Calibri" w:hAnsi="Calibri"/>
+          <w:i/>
+          <w:iCs/>
+          <w:sz w:val="18"/>
+          <w:szCs w:val="18"/>
+        </w:rPr>
+        <w:t xml:space="preserve">Διάγραμμα 9/9: GDPR, αρχείο ελέγχου και συμβάντα</w:t>
+      </w:r>
+    </w:p>
+    <w:p>
+      <w:pPr>
+        <w:sectPr>
+          <w:footerReference w:type="default" r:id="rId9"/>
+          <w:pgSz w:w="16838" w:h="11906" w:orient="landscape"/>
+          <w:pgMar w:top="600" w:right="600" w:bottom="600" w:left="600" w:header="708" w:footer="708" w:gutter="0"/>
+          <w:pgNumType/>
+          <w:docGrid w:linePitch="360"/>
+        </w:sectPr>
+      </w:pPr>
+    </w:p>
+    <w:p>
+      <w:pPr>
+        <w:pStyle w:val="Heading1"/>
+        <w:spacing w:after="120" w:before="120"/>
+      </w:pPr>
+      <w:r>
+        <w:rPr>
+          <w:rFonts w:ascii="Calibri" w:cs="Calibri" w:eastAsia="Calibri" w:hAnsi="Calibri"/>
+        </w:rPr>
+        <w:t xml:space="preserve">4. Σχεσιακό σχήμα σε T-SQL</w:t>
+      </w:r>
+    </w:p>
+    <w:p>
+      <w:pPr>
+        <w:spacing w:after="80"/>
+        <w:rPr>
+          <w:sz w:val="19"/>
+          <w:szCs w:val="19"/>
+        </w:rPr>
+      </w:pPr>
+      <w:r>
+        <w:rPr>
+          <w:rFonts w:ascii="Calibri" w:cs="Calibri" w:eastAsia="Calibri" w:hAnsi="Calibri"/>
+          <w:sz w:val="19"/>
+          <w:szCs w:val="19"/>
+        </w:rPr>
         <w:t xml:space="preserve">Το σχήμα προκύπτει από το διάγραμμα ER με την αντιστοίχιση του βιβλίου (Elmasri &amp; Navathe, κεφ. 9): 62 πίνακες με τύπους δεδομένων T-SQL, πρωτεύοντα και ξένα κλειδιά (101), περιορισμούς CHECK (106), UNIQUE (18 και 3 φιλτραρισμένοι) και DEFAULT. Κάθε περιορισμός έχει όνομα της μορφής PK_, FK_ΠΙΝΑΚΑΣ_ΣΥΣΧΕΤΙΣΗ, UQ_, CK_, DF_. Το σχήμα δοκιμάστηκε σε Microsoft SQL Server 2025 με 76 ελέγχους περιορισμών.</w:t>
       </w:r>
     </w:p>
@@ -12069,7 +12766,7 @@
       </w:r>
     </w:p>
     <w:sectPr>
-      <w:footerReference w:type="default" r:id="rId9"/>
+      <w:footerReference w:type="default" r:id="rId10"/>
       <w:pgSz w:w="11906" w:h="16838" w:orient="portrait"/>
       <w:pgMar w:top="1000" w:right="800" w:bottom="1000" w:left="800" w:header="708" w:footer="708" w:gutter="0"/>
       <w:pgNumType/>
@@ -12179,6 +12876,35 @@
 </file>
 
 <file path=word/footer3.xml><?xml version="1.0" encoding="utf-8"?>
+<w:ftr xmlns:wpc="http://schemas.microsoft.com/office/word/2010/wordprocessingCanvas" xmlns:mc="http://schemas.openxmlformats.org/markup-compatibility/2006" xmlns:o="urn:schemas-microsoft-com:office:office" xmlns:r="http://schemas.openxmlformats.org/officeDocument/2006/relationships" xmlns:m="http://schemas.openxmlformats.org/officeDocument/2006/math" xmlns:v="urn:schemas-microsoft-com:vml" xmlns:wp14="http://schemas.microsoft.com/office/word/2010/wordprocessingDrawing" xmlns:wp="http://schemas.openxmlformats.org/drawingml/2006/wordprocessingDrawing" xmlns:w10="urn:schemas-microsoft-com:office:word" xmlns:w="http://schemas.openxmlformats.org/wordprocessingml/2006/main" xmlns:w14="http://schemas.microsoft.com/office/word/2010/wordml" xmlns:w15="http://schemas.microsoft.com/office/word/2012/wordml" xmlns:wpg="http://schemas.microsoft.com/office/word/2010/wordprocessingGroup" xmlns:wpi="http://schemas.microsoft.com/office/word/2010/wordprocessingInk" xmlns:wne="http://schemas.microsoft.com/office/word/2006/wordml" xmlns:wps="http://schemas.microsoft.com/office/word/2010/wordprocessingShape">
+  <w:p>
+    <w:pPr>
+      <w:jc w:val="center"/>
+    </w:pPr>
+    <w:r>
+      <w:rPr>
+        <w:rFonts w:ascii="Calibri" w:cs="Calibri" w:eastAsia="Calibri" w:hAnsi="Calibri"/>
+        <w:sz w:val="16"/>
+        <w:szCs w:val="16"/>
+      </w:rPr>
+      <w:t xml:space="preserve">ΕΠΛ342 Φάση Α · Ομάδα &lt;team-number&gt; · </w:t>
+    </w:r>
+    <w:r>
+      <w:rPr>
+        <w:rFonts w:ascii="Calibri" w:cs="Calibri" w:eastAsia="Calibri" w:hAnsi="Calibri"/>
+        <w:sz w:val="16"/>
+        <w:szCs w:val="16"/>
+      </w:rPr>
+      <w:fldChar w:fldCharType="begin"/>
+      <w:instrText xml:space="preserve">PAGE</w:instrText>
+      <w:fldChar w:fldCharType="separate"/>
+      <w:fldChar w:fldCharType="end"/>
+    </w:r>
+  </w:p>
+</w:ftr>
+</file>
+
+<file path=word/footer4.xml><?xml version="1.0" encoding="utf-8"?>
 <w:ftr xmlns:wpc="http://schemas.microsoft.com/office/word/2010/wordprocessingCanvas" xmlns:mc="http://schemas.openxmlformats.org/markup-compatibility/2006" xmlns:o="urn:schemas-microsoft-com:office:office" xmlns:r="http://schemas.openxmlformats.org/officeDocument/2006/relationships" xmlns:m="http://schemas.openxmlformats.org/officeDocument/2006/math" xmlns:v="urn:schemas-microsoft-com:vml" xmlns:wp14="http://schemas.microsoft.com/office/word/2010/wordprocessingDrawing" xmlns:wp="http://schemas.openxmlformats.org/drawingml/2006/wordprocessingDrawing" xmlns:w10="urn:schemas-microsoft-com:office:word" xmlns:w="http://schemas.openxmlformats.org/wordprocessingml/2006/main" xmlns:w14="http://schemas.microsoft.com/office/word/2010/wordml" xmlns:w15="http://schemas.microsoft.com/office/word/2012/wordml" xmlns:wpg="http://schemas.microsoft.com/office/word/2010/wordprocessingGroup" xmlns:wpi="http://schemas.microsoft.com/office/word/2010/wordprocessingInk" xmlns:wne="http://schemas.microsoft.com/office/word/2006/wordml" xmlns:wps="http://schemas.microsoft.com/office/word/2010/wordprocessingShape">
   <w:p>
     <w:pPr>

--- a/deliverables/phase-a/phase-a.docx
+++ b/deliverables/phase-a/phase-a.docx
@@ -189,7 +189,7 @@
       <w:r>
         <w:drawing>
           <wp:inline distT="0" distB="0" distL="0" distR="0">
-            <wp:extent cx="9934575" cy="4772025"/>
+            <wp:extent cx="9934575" cy="4924425"/>
             <wp:effectExtent t="0" r="0" b="0" l="0"/>
             <wp:docPr id="1" name="" descr="" title=""/>
             <wp:cNvGraphicFramePr>
@@ -214,7 +214,7 @@
                   <pic:spPr bwMode="auto">
                     <a:xfrm>
                       <a:off x="0" y="0"/>
-                      <a:ext cx="9934575" cy="4772025"/>
+                      <a:ext cx="9934575" cy="4924425"/>
                     </a:xfrm>
                     <a:prstGeom prst="rect">
                       <a:avLst/>
@@ -519,7 +519,7 @@
       <w:r>
         <w:drawing>
           <wp:inline distT="0" distB="0" distL="0" distR="0">
-            <wp:extent cx="5705475" cy="4000500"/>
+            <wp:extent cx="6067425" cy="4000500"/>
             <wp:effectExtent t="0" r="0" b="0" l="0"/>
             <wp:docPr id="1" name="" descr="" title=""/>
             <wp:cNvGraphicFramePr>
@@ -544,7 +544,7 @@
                   <pic:spPr bwMode="auto">
                     <a:xfrm>
                       <a:off x="0" y="0"/>
-                      <a:ext cx="5705475" cy="4000500"/>
+                      <a:ext cx="6067425" cy="4000500"/>
                     </a:xfrm>
                     <a:prstGeom prst="rect">
                       <a:avLst/>
@@ -663,7 +663,7 @@
       <w:r>
         <w:drawing>
           <wp:inline distT="0" distB="0" distL="0" distR="0">
-            <wp:extent cx="6838950" cy="5467350"/>
+            <wp:extent cx="7277100" cy="5467350"/>
             <wp:effectExtent t="0" r="0" b="0" l="0"/>
             <wp:docPr id="1" name="" descr="" title=""/>
             <wp:cNvGraphicFramePr>
@@ -688,7 +688,7 @@
                   <pic:spPr bwMode="auto">
                     <a:xfrm>
                       <a:off x="0" y="0"/>
-                      <a:ext cx="6838950" cy="5467350"/>
+                      <a:ext cx="7277100" cy="5467350"/>
                     </a:xfrm>
                     <a:prstGeom prst="rect">
                       <a:avLst/>
@@ -1192,7 +1192,7 @@
           <w:sz w:val="19"/>
           <w:szCs w:val="19"/>
         </w:rPr>
-        <w:t xml:space="preserve">Το σχήμα προκύπτει από το διάγραμμα ER με την αντιστοίχιση του βιβλίου (Elmasri &amp; Navathe, κεφ. 9): 62 πίνακες με τύπους δεδομένων T-SQL, πρωτεύοντα και ξένα κλειδιά (101), περιορισμούς CHECK (106), UNIQUE (18 και 3 φιλτραρισμένοι) και DEFAULT. Κάθε περιορισμός έχει όνομα της μορφής PK_, FK_ΠΙΝΑΚΑΣ_ΣΥΣΧΕΤΙΣΗ, UQ_, CK_, DF_. Το σχήμα δοκιμάστηκε σε Microsoft SQL Server 2025 με 76 ελέγχους περιορισμών.</w:t>
+        <w:t xml:space="preserve">Το σχήμα προκύπτει από το διάγραμμα ER με την αντιστοίχιση του βιβλίου (Elmasri &amp; Navathe, κεφ. 9): 62 πίνακες με τύπους δεδομένων T-SQL, πρωτεύοντα και ξένα κλειδιά (100), περιορισμούς CHECK (106), UNIQUE (18 και 3 φιλτραρισμένοι) και DEFAULT. Κάθε περιορισμός έχει όνομα της μορφής PK_, FK_ΠΙΝΑΚΑΣ_ΣΥΣΧΕΤΙΣΗ, UQ_, CK_, DF_. Το σχήμα δοκιμάστηκε σε Microsoft SQL Server 2025 με 76 ελέγχους περιορισμών.</w:t>
       </w:r>
     </w:p>
     <w:p>
@@ -6197,19 +6197,6 @@
           <w:sz w:val="14"/>
           <w:szCs w:val="14"/>
         </w:rPr>
-        <w:t xml:space="preserve">    UserID INT NOT NULL,</w:t>
-      </w:r>
-    </w:p>
-    <w:p>
-      <w:pPr>
-        <w:spacing w:after="0" w:line="220"/>
-      </w:pPr>
-      <w:r>
-        <w:rPr>
-          <w:rFonts w:ascii="Consolas" w:cs="Consolas" w:eastAsia="Consolas" w:hAnsi="Consolas"/>
-          <w:sz w:val="14"/>
-          <w:szCs w:val="14"/>
-        </w:rPr>
         <w:t xml:space="preserve">    ServiceTypeID INT NOT NULL,</w:t>
       </w:r>
     </w:p>
@@ -6250,19 +6237,6 @@
           <w:szCs w:val="14"/>
         </w:rPr>
         <w:t xml:space="preserve">    CONSTRAINT PK_SERVICE_PURCHASE PRIMARY KEY (PurchaseID),</w:t>
-      </w:r>
-    </w:p>
-    <w:p>
-      <w:pPr>
-        <w:spacing w:after="0" w:line="220"/>
-      </w:pPr>
-      <w:r>
-        <w:rPr>
-          <w:rFonts w:ascii="Consolas" w:cs="Consolas" w:eastAsia="Consolas" w:hAnsi="Consolas"/>
-          <w:sz w:val="14"/>
-          <w:szCs w:val="14"/>
-        </w:rPr>
-        <w:t xml:space="preserve">    CONSTRAINT FK_SERVICE_PURCHASE_BUYS FOREIGN KEY (UserID) REFERENCES CONSUMER (UserID),</w:t>
       </w:r>
     </w:p>
     <w:p>
